--- a/data/human_paras/human_para_19.docx
+++ b/data/human_paras/human_para_19.docx
@@ -4,7 +4,7 @@
   <w:body>
     <w:p>
       <w:r>
-        <w:t>The metaphorical placement in Gaiman’s works defines the fantasy genre as Edgar Allan Poe, Terry Pratchett, and Jane Austen can be felt in a place with simple dynamic motifs. His agnostic superhuman novel, American Gods argue that “God is a dream, a hope, a woman, an ironist, a father, a city… someone who loves you…” (Ref-s035953). The plot device can meander the plot but is a surefire way to add depth to the paper-thin book characters undertaking delirious gore and non-gratuitous sex. Humanism in Gaiman’s work reflects the essence of postmodernism that oozes through each story and clenches the reader by ankles into a world of mystery and betrayal. In Coraline, the trapdoor signifies the lies and secrecy present in the world, connecting to the eerie imagery for the reader to feel as the story progresses, resolving it by closing the door (Ref-s035953). Neverwhere marks London Below as a metaphor for the oblivion and will confront the reader amid the storytelling to resolve the queries like a teacher, only to grip again with smooth literary transitions. Calling death a “great democracy” in The Graveyard Book, Gaiman’s works transcends the boundaries of fantasy by skillfully adopting the postmodern simplicity and relatable character tropes.</w:t>
+        <w:t>The language flips in his work are often used to switch moods from liminal fantasy to fiction. Perspective and narration are pivotal to Gaiman’s description of fantasy. In Murder Mysteries, multi-layered storytelling covers Smoke and Mirrors, told from the perspective of an unreliable narrator lost in Los Angeles. The fourth wall is broken when Raguel openly addresses the reader to “Don't worry about it. ... You got to understand, a lot of the stuff I'm telling you I'm translating already; putting it in a form you can understand. Otherwise, I couldn't tell the story at all” (Ref-f220435). The rhetorical world-building uses contradiction and irony to first segregate the reader with the narrator as an alien, yet it jolts them back in by locating the undertones. The irony is shrouded in complex suspense in Murder Mysteries where the climax rebounds on the existing knowledge of the reader, as the resolution in Gaiman’s work is the unlocking the fact from fiction.</w:t>
       </w:r>
     </w:p>
     <w:sectPr>
